--- a/C++.docx
+++ b/C++.docx
@@ -17,6 +17,244 @@
         </w:rPr>
         <w:t>C++</w:t>
       </w:r>
+    </w:p>
+    <w:p>
+      <w:pPr>
+        <w:rPr>
+          <w:lang w:val="en-US"/>
+        </w:rPr>
+      </w:pPr>
+    </w:p>
+    <w:p>
+      <w:pPr>
+        <w:rPr>
+          <w:lang w:val="en-US"/>
+        </w:rPr>
+      </w:pPr>
+    </w:p>
+    <w:p>
+      <w:pPr>
+        <w:rPr>
+          <w:lang w:val="en-US"/>
+        </w:rPr>
+      </w:pPr>
+    </w:p>
+    <w:p>
+      <w:pPr>
+        <w:rPr>
+          <w:lang w:val="en-US"/>
+        </w:rPr>
+      </w:pPr>
+    </w:p>
+    <w:p>
+      <w:pPr>
+        <w:rPr>
+          <w:lang w:val="en-US"/>
+        </w:rPr>
+      </w:pPr>
+    </w:p>
+    <w:p>
+      <w:pPr>
+        <w:rPr>
+          <w:lang w:val="en-US"/>
+        </w:rPr>
+      </w:pPr>
+    </w:p>
+    <w:p>
+      <w:pPr>
+        <w:rPr>
+          <w:lang w:val="en-US"/>
+        </w:rPr>
+      </w:pPr>
+    </w:p>
+    <w:p>
+      <w:pPr>
+        <w:rPr>
+          <w:lang w:val="en-US"/>
+        </w:rPr>
+      </w:pPr>
+    </w:p>
+    <w:p>
+      <w:pPr>
+        <w:rPr>
+          <w:lang w:val="en-US"/>
+        </w:rPr>
+      </w:pPr>
+    </w:p>
+    <w:p>
+      <w:pPr>
+        <w:rPr>
+          <w:lang w:val="en-US"/>
+        </w:rPr>
+      </w:pPr>
+    </w:p>
+    <w:p>
+      <w:pPr>
+        <w:rPr>
+          <w:lang w:val="en-US"/>
+        </w:rPr>
+      </w:pPr>
+    </w:p>
+    <w:p>
+      <w:pPr>
+        <w:rPr>
+          <w:lang w:val="en-US"/>
+        </w:rPr>
+      </w:pPr>
+    </w:p>
+    <w:p>
+      <w:pPr>
+        <w:rPr>
+          <w:lang w:val="en-US"/>
+        </w:rPr>
+      </w:pPr>
+    </w:p>
+    <w:p>
+      <w:pPr>
+        <w:rPr>
+          <w:lang w:val="en-US"/>
+        </w:rPr>
+      </w:pPr>
+    </w:p>
+    <w:p>
+      <w:pPr>
+        <w:rPr>
+          <w:lang w:val="en-US"/>
+        </w:rPr>
+      </w:pPr>
+    </w:p>
+    <w:p>
+      <w:pPr>
+        <w:rPr>
+          <w:lang w:val="en-US"/>
+        </w:rPr>
+      </w:pPr>
+    </w:p>
+    <w:p>
+      <w:pPr>
+        <w:rPr>
+          <w:lang w:val="en-US"/>
+        </w:rPr>
+      </w:pPr>
+    </w:p>
+    <w:p>
+      <w:pPr>
+        <w:rPr>
+          <w:lang w:val="en-US"/>
+        </w:rPr>
+      </w:pPr>
+    </w:p>
+    <w:p>
+      <w:pPr>
+        <w:rPr>
+          <w:lang w:val="en-US"/>
+        </w:rPr>
+      </w:pPr>
+    </w:p>
+    <w:p>
+      <w:pPr>
+        <w:rPr>
+          <w:lang w:val="en-US"/>
+        </w:rPr>
+      </w:pPr>
+    </w:p>
+    <w:p>
+      <w:pPr>
+        <w:rPr>
+          <w:lang w:val="en-US"/>
+        </w:rPr>
+      </w:pPr>
+    </w:p>
+    <w:p>
+      <w:pPr>
+        <w:rPr>
+          <w:lang w:val="en-US"/>
+        </w:rPr>
+      </w:pPr>
+    </w:p>
+    <w:p>
+      <w:pPr>
+        <w:rPr>
+          <w:lang w:val="en-US"/>
+        </w:rPr>
+      </w:pPr>
+    </w:p>
+    <w:p>
+      <w:pPr>
+        <w:rPr>
+          <w:lang w:val="en-US"/>
+        </w:rPr>
+      </w:pPr>
+    </w:p>
+    <w:p>
+      <w:pPr>
+        <w:pStyle w:val="Ttulo2"/>
+        <w:rPr>
+          <w:rFonts w:ascii="Consolas" w:hAnsi="Consolas"/>
+        </w:rPr>
+      </w:pPr>
+      <w:r>
+        <w:rPr>
+          <w:rFonts w:ascii="Consolas" w:hAnsi="Consolas"/>
+        </w:rPr>
+        <w:lastRenderedPageBreak/>
+        <w:t>Usos de C++ en la Industria</w:t>
+      </w:r>
+    </w:p>
+    <w:p>
+      <w:pPr>
+        <w:rPr>
+          <w:rFonts w:ascii="Consolas" w:hAnsi="Consolas"/>
+        </w:rPr>
+      </w:pPr>
+      <w:r>
+        <w:rPr>
+          <w:rFonts w:ascii="Consolas" w:hAnsi="Consolas"/>
+        </w:rPr>
+        <w:t>C++ tiene muchos usos en la industria por su versatilidad</w:t>
+      </w:r>
+    </w:p>
+    <w:p>
+      <w:pPr>
+        <w:rPr>
+          <w:rFonts w:ascii="Consolas" w:hAnsi="Consolas"/>
+        </w:rPr>
+      </w:pPr>
+      <w:r>
+        <w:rPr>
+          <w:rFonts w:ascii="Consolas" w:hAnsi="Consolas"/>
+        </w:rPr>
+        <w:t>En todos los ámbitos, como el desarrollo de SO (Sistemas Operativos), juegos, Web, Bases de datos, Etc.</w:t>
+      </w:r>
+    </w:p>
+    <w:p>
+      <w:pPr>
+        <w:rPr>
+          <w:rFonts w:ascii="Consolas" w:hAnsi="Consolas"/>
+        </w:rPr>
+      </w:pPr>
+    </w:p>
+    <w:p>
+      <w:pPr>
+        <w:pStyle w:val="Ttulo3"/>
+        <w:rPr>
+          <w:rFonts w:ascii="Consolas" w:hAnsi="Consolas"/>
+          <w:u w:val="single"/>
+        </w:rPr>
+      </w:pPr>
+      <w:r>
+        <w:rPr>
+          <w:rFonts w:ascii="Consolas" w:hAnsi="Consolas"/>
+        </w:rPr>
+        <w:t>Desarrollo en Sistemas Operativos</w:t>
+      </w:r>
+    </w:p>
+    <w:p>
+      <w:pPr>
+        <w:rPr>
+          <w:lang w:val="en-US"/>
+        </w:rPr>
+      </w:pPr>
     </w:p>
     <w:sectPr>
       <w:pgSz w:w="12240" w:h="15840"/>
@@ -456,7 +694,6 @@
     <w:next w:val="Normal"/>
     <w:link w:val="Ttulo2Car"/>
     <w:uiPriority w:val="9"/>
-    <w:semiHidden/>
     <w:unhideWhenUsed/>
     <w:qFormat/>
     <w:rsid w:val="00973F37"/>
@@ -479,7 +716,6 @@
     <w:next w:val="Normal"/>
     <w:link w:val="Ttulo3Car"/>
     <w:uiPriority w:val="9"/>
-    <w:semiHidden/>
     <w:unhideWhenUsed/>
     <w:qFormat/>
     <w:rsid w:val="00973F37"/>
@@ -631,7 +867,6 @@
   <w:style w:type="character" w:default="1" w:styleId="Fuentedeprrafopredeter">
     <w:name w:val="Default Paragraph Font"/>
     <w:uiPriority w:val="1"/>
-    <w:semiHidden/>
     <w:unhideWhenUsed/>
   </w:style>
   <w:style w:type="table" w:default="1" w:styleId="Tablanormal">
@@ -673,7 +908,6 @@
     <w:basedOn w:val="Fuentedeprrafopredeter"/>
     <w:link w:val="Ttulo2"/>
     <w:uiPriority w:val="9"/>
-    <w:semiHidden/>
     <w:rsid w:val="00973F37"/>
     <w:rPr>
       <w:rFonts w:asciiTheme="majorHAnsi" w:eastAsiaTheme="majorEastAsia" w:hAnsiTheme="majorHAnsi" w:cstheme="majorBidi"/>
@@ -687,7 +921,6 @@
     <w:basedOn w:val="Fuentedeprrafopredeter"/>
     <w:link w:val="Ttulo3"/>
     <w:uiPriority w:val="9"/>
-    <w:semiHidden/>
     <w:rsid w:val="00973F37"/>
     <w:rPr>
       <w:rFonts w:eastAsiaTheme="majorEastAsia" w:cstheme="majorBidi"/>
